--- a/docs/technical/api-technical-reference.docx
+++ b/docs/technical/api-technical-reference.docx
@@ -2,32 +2,22 @@
 <file path=word/document.xml><?xml version="1.0" encoding="utf-8"?>
 <w:document xmlns:w="http://schemas.openxmlformats.org/wordprocessingml/2006/main" xmlns:m="http://schemas.openxmlformats.org/officeDocument/2006/math" xmlns:r="http://schemas.openxmlformats.org/officeDocument/2006/relationships" xmlns:o="urn:schemas-microsoft-com:office:office" xmlns:v="urn:schemas-microsoft-com:vml" xmlns:w10="urn:schemas-microsoft-com:office:word" xmlns:a="http://schemas.openxmlformats.org/drawingml/2006/main" xmlns:pic="http://schemas.openxmlformats.org/drawingml/2006/picture" xmlns:wp="http://schemas.openxmlformats.org/drawingml/2006/wordprocessingDrawing">
   <w:body>
-    <w:sdt>
-      <w:sdtPr>
-        <w:docPartObj>
-          <w:docPartGallery w:val="Table of Contents"/>
-          <w:docPartUnique/>
-        </w:docPartObj>
-      </w:sdtPr>
-      <w:sdtContent>
-        <w:p>
-          <w:pPr>
-            <w:pStyle w:val="TOCHeading"/>
-          </w:pPr>
-          <w:r>
-            <w:t xml:space="preserve">Table of Contents</w:t>
-          </w:r>
-        </w:p>
-        <w:p>
-          <w:r>
-            <w:fldChar w:fldCharType="begin" w:dirty="true"/>
-            <w:instrText xml:space="preserve">TOC \o "1-3" \h \z \u</w:instrText>
-            <w:fldChar w:fldCharType="separate"/>
-            <w:fldChar w:fldCharType="end"/>
-          </w:r>
-        </w:p>
-      </w:sdtContent>
-    </w:sdt>
+    <w:p>
+      <w:pPr>
+        <w:pStyle w:val="Title"/>
+      </w:pPr>
+      <w:r>
+        <w:t xml:space="preserve">REST API v2 - Technical Reference</w:t>
+      </w:r>
+    </w:p>
+    <w:p>
+      <w:pPr>
+        <w:pStyle w:val="Author"/>
+      </w:pPr>
+      <w:r>
+        <w:t xml:space="preserve">The Archive and Heritage Group (Pty) Ltd</w:t>
+      </w:r>
+    </w:p>
     <w:bookmarkStart w:id="76" w:name="rest-api-v2---technical-reference"/>
     <w:p>
       <w:pPr>
@@ -338,256 +328,163 @@
     </w:p>
     <w:p>
       <w:pPr>
-        <w:pStyle w:val="SourceCode"/>
+        <w:pStyle w:val="FirstParagraph"/>
       </w:pPr>
       <w:r>
-        <w:rPr>
-          <w:rStyle w:val="VerbatimChar"/>
-        </w:rPr>
         <w:t xml:space="preserve">ahgAPIPlugin/</w:t>
       </w:r>
       <w:r>
-        <w:br/>
-      </w:r>
-      <w:r>
-        <w:rPr>
-          <w:rStyle w:val="VerbatimChar"/>
-        </w:rPr>
-        <w:t xml:space="preserve">├── config/</w:t>
-      </w:r>
-      <w:r>
-        <w:br/>
-      </w:r>
-      <w:r>
-        <w:rPr>
-          <w:rStyle w:val="VerbatimChar"/>
-        </w:rPr>
-        <w:t xml:space="preserve">│   └── ahgAPIPluginConfiguration.class.php    # Routes &amp; initialization</w:t>
-      </w:r>
-      <w:r>
-        <w:br/>
-      </w:r>
-      <w:r>
-        <w:rPr>
-          <w:rStyle w:val="VerbatimChar"/>
-        </w:rPr>
-        <w:t xml:space="preserve">├── lib/</w:t>
-      </w:r>
-      <w:r>
-        <w:br/>
-      </w:r>
-      <w:r>
-        <w:rPr>
-          <w:rStyle w:val="VerbatimChar"/>
-        </w:rPr>
-        <w:t xml:space="preserve">│   ├── AhgApiAction.class.php                 # Base action class</w:t>
-      </w:r>
-      <w:r>
-        <w:br/>
-      </w:r>
-      <w:r>
-        <w:rPr>
-          <w:rStyle w:val="VerbatimChar"/>
-        </w:rPr>
-        <w:t xml:space="preserve">│   ├── repository/</w:t>
-      </w:r>
-      <w:r>
-        <w:br/>
-      </w:r>
-      <w:r>
-        <w:rPr>
-          <w:rStyle w:val="VerbatimChar"/>
-        </w:rPr>
-        <w:t xml:space="preserve">│   │   └── ApiRepository.php                  # Data access layer</w:t>
-      </w:r>
-      <w:r>
-        <w:br/>
-      </w:r>
-      <w:r>
-        <w:rPr>
-          <w:rStyle w:val="VerbatimChar"/>
-        </w:rPr>
-        <w:t xml:space="preserve">│   └── service/</w:t>
-      </w:r>
-      <w:r>
-        <w:br/>
-      </w:r>
-      <w:r>
-        <w:rPr>
-          <w:rStyle w:val="VerbatimChar"/>
-        </w:rPr>
-        <w:t xml:space="preserve">│       └── ApiService.php                     # Business logic</w:t>
-      </w:r>
-      <w:r>
-        <w:br/>
-      </w:r>
-      <w:r>
-        <w:rPr>
-          <w:rStyle w:val="VerbatimChar"/>
-        </w:rPr>
-        <w:t xml:space="preserve">├── modules/</w:t>
-      </w:r>
-      <w:r>
-        <w:br/>
-      </w:r>
-      <w:r>
-        <w:rPr>
-          <w:rStyle w:val="VerbatimChar"/>
-        </w:rPr>
-        <w:t xml:space="preserve">│   └── apiv2/</w:t>
-      </w:r>
-      <w:r>
-        <w:br/>
-      </w:r>
-      <w:r>
-        <w:rPr>
-          <w:rStyle w:val="VerbatimChar"/>
-        </w:rPr>
-        <w:t xml:space="preserve">│       ├── actions/</w:t>
-      </w:r>
-      <w:r>
-        <w:br/>
-      </w:r>
-      <w:r>
-        <w:rPr>
-          <w:rStyle w:val="VerbatimChar"/>
-        </w:rPr>
-        <w:t xml:space="preserve">│       │   ├── indexAction.class.php          # GET /api/v2</w:t>
-      </w:r>
-      <w:r>
-        <w:br/>
-      </w:r>
-      <w:r>
-        <w:rPr>
-          <w:rStyle w:val="VerbatimChar"/>
-        </w:rPr>
-        <w:t xml:space="preserve">│       │   ├── descriptionsBrowseAction.class.php</w:t>
-      </w:r>
-      <w:r>
-        <w:br/>
-      </w:r>
-      <w:r>
-        <w:rPr>
-          <w:rStyle w:val="VerbatimChar"/>
-        </w:rPr>
-        <w:t xml:space="preserve">│       │   ├── descriptionsReadAction.class.php</w:t>
-      </w:r>
-      <w:r>
-        <w:br/>
-      </w:r>
-      <w:r>
-        <w:rPr>
-          <w:rStyle w:val="VerbatimChar"/>
-        </w:rPr>
-        <w:t xml:space="preserve">│       │   ├── descriptionsCreateAction.class.php</w:t>
-      </w:r>
-      <w:r>
-        <w:br/>
-      </w:r>
-      <w:r>
-        <w:rPr>
-          <w:rStyle w:val="VerbatimChar"/>
-        </w:rPr>
-        <w:t xml:space="preserve">│       │   ├── descriptionsUpdateAction.class.php</w:t>
-      </w:r>
-      <w:r>
-        <w:br/>
-      </w:r>
-      <w:r>
-        <w:rPr>
-          <w:rStyle w:val="VerbatimChar"/>
-        </w:rPr>
-        <w:t xml:space="preserve">│       │   ├── descriptionsDeleteAction.class.php</w:t>
-      </w:r>
-      <w:r>
-        <w:br/>
-      </w:r>
-      <w:r>
-        <w:rPr>
-          <w:rStyle w:val="VerbatimChar"/>
-        </w:rPr>
-        <w:t xml:space="preserve">│       │   ├── authoritiesBrowseAction.class.php</w:t>
-      </w:r>
-      <w:r>
-        <w:br/>
-      </w:r>
-      <w:r>
-        <w:rPr>
-          <w:rStyle w:val="VerbatimChar"/>
-        </w:rPr>
-        <w:t xml:space="preserve">│       │   ├── repositoriesBrowseAction.class.php</w:t>
-      </w:r>
-      <w:r>
-        <w:br/>
-      </w:r>
-      <w:r>
-        <w:rPr>
-          <w:rStyle w:val="VerbatimChar"/>
-        </w:rPr>
-        <w:t xml:space="preserve">│       │   ├── taxonomiesBrowseAction.class.php</w:t>
-      </w:r>
-      <w:r>
-        <w:br/>
-      </w:r>
-      <w:r>
-        <w:rPr>
-          <w:rStyle w:val="VerbatimChar"/>
-        </w:rPr>
-        <w:t xml:space="preserve">│       │   ├── searchAction.class.php</w:t>
-      </w:r>
-      <w:r>
-        <w:br/>
-      </w:r>
-      <w:r>
-        <w:rPr>
-          <w:rStyle w:val="VerbatimChar"/>
-        </w:rPr>
-        <w:t xml:space="preserve">│       │   ├── batchAction.class.php</w:t>
-      </w:r>
-      <w:r>
-        <w:br/>
-      </w:r>
-      <w:r>
-        <w:rPr>
-          <w:rStyle w:val="VerbatimChar"/>
-        </w:rPr>
-        <w:t xml:space="preserve">│       │   └── keysAction.class.php</w:t>
-      </w:r>
-      <w:r>
-        <w:br/>
-      </w:r>
-      <w:r>
-        <w:rPr>
-          <w:rStyle w:val="VerbatimChar"/>
-        </w:rPr>
-        <w:t xml:space="preserve">│       └── templates/</w:t>
-      </w:r>
-      <w:r>
-        <w:br/>
-      </w:r>
-      <w:r>
-        <w:rPr>
-          <w:rStyle w:val="VerbatimChar"/>
-        </w:rPr>
-        <w:t xml:space="preserve">├── data/</w:t>
-      </w:r>
-      <w:r>
-        <w:br/>
-      </w:r>
-      <w:r>
-        <w:rPr>
-          <w:rStyle w:val="VerbatimChar"/>
-        </w:rPr>
-        <w:t xml:space="preserve">│   └── install.sql                            # Database tables</w:t>
-      </w:r>
-      <w:r>
-        <w:br/>
-      </w:r>
-      <w:r>
-        <w:rPr>
-          <w:rStyle w:val="VerbatimChar"/>
-        </w:rPr>
-        <w:t xml:space="preserve">└── extension.json                             # Plugin metadata</w:t>
+        <w:t xml:space="preserve">config/</w:t>
+      </w:r>
+      <w:r>
+        <w:t xml:space="preserve">ahgAPIPluginConfiguration.class.php</w:t>
+      </w:r>
+      <w:r>
+        <w:t xml:space="preserve">#</w:t>
+      </w:r>
+      <w:r>
+        <w:t xml:space="preserve">Routes</w:t>
+      </w:r>
+      <w:r>
+        <w:t xml:space="preserve">&amp;</w:t>
+      </w:r>
+      <w:r>
+        <w:t xml:space="preserve">initialization</w:t>
+      </w:r>
+      <w:r>
+        <w:t xml:space="preserve">lib/</w:t>
+      </w:r>
+      <w:r>
+        <w:t xml:space="preserve">AhgApiAction.class.php</w:t>
+      </w:r>
+      <w:r>
+        <w:t xml:space="preserve">#</w:t>
+      </w:r>
+      <w:r>
+        <w:t xml:space="preserve">Base</w:t>
+      </w:r>
+      <w:r>
+        <w:t xml:space="preserve">action</w:t>
+      </w:r>
+      <w:r>
+        <w:t xml:space="preserve">class</w:t>
+      </w:r>
+      <w:r>
+        <w:t xml:space="preserve">repository/</w:t>
+      </w:r>
+      <w:r>
+        <w:t xml:space="preserve">ApiRepository.php</w:t>
+      </w:r>
+      <w:r>
+        <w:t xml:space="preserve">#</w:t>
+      </w:r>
+      <w:r>
+        <w:t xml:space="preserve">Data</w:t>
+      </w:r>
+      <w:r>
+        <w:t xml:space="preserve">access</w:t>
+      </w:r>
+      <w:r>
+        <w:t xml:space="preserve">layer</w:t>
+      </w:r>
+      <w:r>
+        <w:t xml:space="preserve">service/</w:t>
+      </w:r>
+      <w:r>
+        <w:t xml:space="preserve">ApiService.php</w:t>
+      </w:r>
+      <w:r>
+        <w:t xml:space="preserve">#</w:t>
+      </w:r>
+      <w:r>
+        <w:t xml:space="preserve">Business</w:t>
+      </w:r>
+      <w:r>
+        <w:t xml:space="preserve">logic</w:t>
+      </w:r>
+      <w:r>
+        <w:t xml:space="preserve">modules/</w:t>
+      </w:r>
+      <w:r>
+        <w:t xml:space="preserve">apiv2/</w:t>
+      </w:r>
+      <w:r>
+        <w:t xml:space="preserve">actions/</w:t>
+      </w:r>
+      <w:r>
+        <w:t xml:space="preserve">indexAction.class.php</w:t>
+      </w:r>
+      <w:r>
+        <w:t xml:space="preserve">#</w:t>
+      </w:r>
+      <w:r>
+        <w:t xml:space="preserve">GET</w:t>
+      </w:r>
+      <w:r>
+        <w:t xml:space="preserve">/api/v2</w:t>
+      </w:r>
+      <w:r>
+        <w:t xml:space="preserve">descriptionsBrowseAction.class.php</w:t>
+      </w:r>
+      <w:r>
+        <w:t xml:space="preserve">descriptionsReadAction.class.php</w:t>
+      </w:r>
+      <w:r>
+        <w:t xml:space="preserve">descriptionsCreateAction.class.php</w:t>
+      </w:r>
+      <w:r>
+        <w:t xml:space="preserve">descriptionsUpdateAction.class.php</w:t>
+      </w:r>
+      <w:r>
+        <w:t xml:space="preserve">descriptionsDeleteAction.class.php</w:t>
+      </w:r>
+      <w:r>
+        <w:t xml:space="preserve">authoritiesBrowseAction.class.php</w:t>
+      </w:r>
+      <w:r>
+        <w:t xml:space="preserve">repositoriesBrowseAction.class.php</w:t>
+      </w:r>
+      <w:r>
+        <w:t xml:space="preserve">taxonomiesBrowseAction.class.php</w:t>
+      </w:r>
+      <w:r>
+        <w:t xml:space="preserve">searchAction.class.php</w:t>
+      </w:r>
+      <w:r>
+        <w:t xml:space="preserve">batchAction.class.php</w:t>
+      </w:r>
+      <w:r>
+        <w:t xml:space="preserve">keysAction.class.php</w:t>
+      </w:r>
+      <w:r>
+        <w:t xml:space="preserve">templates/</w:t>
+      </w:r>
+      <w:r>
+        <w:t xml:space="preserve">data/</w:t>
+      </w:r>
+      <w:r>
+        <w:t xml:space="preserve">install.sql</w:t>
+      </w:r>
+      <w:r>
+        <w:t xml:space="preserve">#</w:t>
+      </w:r>
+      <w:r>
+        <w:t xml:space="preserve">Database</w:t>
+      </w:r>
+      <w:r>
+        <w:t xml:space="preserve">tables</w:t>
+      </w:r>
+      <w:r>
+        <w:t xml:space="preserve">extension.json</w:t>
+      </w:r>
+      <w:r>
+        <w:t xml:space="preserve">#</w:t>
+      </w:r>
+      <w:r>
+        <w:t xml:space="preserve">Plugin</w:t>
+      </w:r>
+      <w:r>
+        <w:t xml:space="preserve">metadata</w:t>
       </w:r>
     </w:p>
     <w:bookmarkEnd w:id="21"/>
@@ -602,400 +499,166 @@
     </w:p>
     <w:p>
       <w:pPr>
-        <w:pStyle w:val="SourceCode"/>
+        <w:pStyle w:val="FirstParagraph"/>
       </w:pPr>
       <w:r>
-        <w:rPr>
-          <w:rStyle w:val="VerbatimChar"/>
-        </w:rPr>
-        <w:t xml:space="preserve">┌─────────────────────────────────────────────────────────────────┐</w:t>
-      </w:r>
-      <w:r>
-        <w:br/>
-      </w:r>
-      <w:r>
-        <w:rPr>
-          <w:rStyle w:val="VerbatimChar"/>
-        </w:rPr>
-        <w:t xml:space="preserve">│                      REQUEST FLOW                               │</w:t>
-      </w:r>
-      <w:r>
-        <w:br/>
-      </w:r>
-      <w:r>
-        <w:rPr>
-          <w:rStyle w:val="VerbatimChar"/>
-        </w:rPr>
-        <w:t xml:space="preserve">├─────────────────────────────────────────────────────────────────┤</w:t>
-      </w:r>
-      <w:r>
-        <w:br/>
-      </w:r>
-      <w:r>
-        <w:rPr>
-          <w:rStyle w:val="VerbatimChar"/>
-        </w:rPr>
-        <w:t xml:space="preserve">│                                                                 │</w:t>
-      </w:r>
-      <w:r>
-        <w:br/>
-      </w:r>
-      <w:r>
-        <w:rPr>
-          <w:rStyle w:val="VerbatimChar"/>
-        </w:rPr>
-        <w:t xml:space="preserve">│   HTTP Request                                                  │</w:t>
-      </w:r>
-      <w:r>
-        <w:br/>
-      </w:r>
-      <w:r>
-        <w:rPr>
-          <w:rStyle w:val="VerbatimChar"/>
-        </w:rPr>
-        <w:t xml:space="preserve">│       │                                                         │</w:t>
-      </w:r>
-      <w:r>
-        <w:br/>
-      </w:r>
-      <w:r>
-        <w:rPr>
-          <w:rStyle w:val="VerbatimChar"/>
-        </w:rPr>
-        <w:t xml:space="preserve">│       ▼                                                         │</w:t>
-      </w:r>
-      <w:r>
-        <w:br/>
-      </w:r>
-      <w:r>
-        <w:rPr>
-          <w:rStyle w:val="VerbatimChar"/>
-        </w:rPr>
-        <w:t xml:space="preserve">│   ┌─────────────────────────────────────────────────────────┐  │</w:t>
-      </w:r>
-      <w:r>
-        <w:br/>
-      </w:r>
-      <w:r>
-        <w:rPr>
-          <w:rStyle w:val="VerbatimChar"/>
-        </w:rPr>
-        <w:t xml:space="preserve">│   │  Nginx → PHP-FPM → Symfony Front Controller             │  │</w:t>
-      </w:r>
-      <w:r>
-        <w:br/>
-      </w:r>
-      <w:r>
-        <w:rPr>
-          <w:rStyle w:val="VerbatimChar"/>
-        </w:rPr>
-        <w:t xml:space="preserve">│   └─────────────────────────────────────────────────────────┘  │</w:t>
-      </w:r>
-      <w:r>
-        <w:br/>
-      </w:r>
-      <w:r>
-        <w:rPr>
-          <w:rStyle w:val="VerbatimChar"/>
-        </w:rPr>
-        <w:t xml:space="preserve">│       │                                                         │</w:t>
-      </w:r>
-      <w:r>
-        <w:br/>
-      </w:r>
-      <w:r>
-        <w:rPr>
-          <w:rStyle w:val="VerbatimChar"/>
-        </w:rPr>
-        <w:t xml:space="preserve">│       ▼                                                         │</w:t>
-      </w:r>
-      <w:r>
-        <w:br/>
-      </w:r>
-      <w:r>
-        <w:rPr>
-          <w:rStyle w:val="VerbatimChar"/>
-        </w:rPr>
-        <w:t xml:space="preserve">│   ┌─────────────────────────────────────────────────────────┐  │</w:t>
-      </w:r>
-      <w:r>
-        <w:br/>
-      </w:r>
-      <w:r>
-        <w:rPr>
-          <w:rStyle w:val="VerbatimChar"/>
-        </w:rPr>
-        <w:t xml:space="preserve">│   │  ahgAPIPluginConfiguration::routingLoadConfiguration()  │  │</w:t>
-      </w:r>
-      <w:r>
-        <w:br/>
-      </w:r>
-      <w:r>
-        <w:rPr>
-          <w:rStyle w:val="VerbatimChar"/>
-        </w:rPr>
-        <w:t xml:space="preserve">│   │  Route matching: /api/v2/* → apiv2 module               │  │</w:t>
-      </w:r>
-      <w:r>
-        <w:br/>
-      </w:r>
-      <w:r>
-        <w:rPr>
-          <w:rStyle w:val="VerbatimChar"/>
-        </w:rPr>
-        <w:t xml:space="preserve">│   └─────────────────────────────────────────────────────────┘  │</w:t>
-      </w:r>
-      <w:r>
-        <w:br/>
-      </w:r>
-      <w:r>
-        <w:rPr>
-          <w:rStyle w:val="VerbatimChar"/>
-        </w:rPr>
-        <w:t xml:space="preserve">│       │                                                         │</w:t>
-      </w:r>
-      <w:r>
-        <w:br/>
-      </w:r>
-      <w:r>
-        <w:rPr>
-          <w:rStyle w:val="VerbatimChar"/>
-        </w:rPr>
-        <w:t xml:space="preserve">│       ▼                                                         │</w:t>
-      </w:r>
-      <w:r>
-        <w:br/>
-      </w:r>
-      <w:r>
-        <w:rPr>
-          <w:rStyle w:val="VerbatimChar"/>
-        </w:rPr>
-        <w:t xml:space="preserve">│   ┌─────────────────────────────────────────────────────────┐  │</w:t>
-      </w:r>
-      <w:r>
-        <w:br/>
-      </w:r>
-      <w:r>
-        <w:rPr>
-          <w:rStyle w:val="VerbatimChar"/>
-        </w:rPr>
-        <w:t xml:space="preserve">│   │  AhgApiAction (Base Class)                              │  │</w:t>
-      </w:r>
-      <w:r>
-        <w:br/>
-      </w:r>
-      <w:r>
-        <w:rPr>
-          <w:rStyle w:val="VerbatimChar"/>
-        </w:rPr>
-        <w:t xml:space="preserve">│   │  • Authentication check                                 │  │</w:t>
-      </w:r>
-      <w:r>
-        <w:br/>
-      </w:r>
-      <w:r>
-        <w:rPr>
-          <w:rStyle w:val="VerbatimChar"/>
-        </w:rPr>
-        <w:t xml:space="preserve">│   │  • Rate limit check                                     │  │</w:t>
-      </w:r>
-      <w:r>
-        <w:br/>
-      </w:r>
-      <w:r>
-        <w:rPr>
-          <w:rStyle w:val="VerbatimChar"/>
-        </w:rPr>
-        <w:t xml:space="preserve">│   │  • Scope validation                                     │  │</w:t>
-      </w:r>
-      <w:r>
-        <w:br/>
-      </w:r>
-      <w:r>
-        <w:rPr>
-          <w:rStyle w:val="VerbatimChar"/>
-        </w:rPr>
-        <w:t xml:space="preserve">│   └─────────────────────────────────────────────────────────┘  │</w:t>
-      </w:r>
-      <w:r>
-        <w:br/>
-      </w:r>
-      <w:r>
-        <w:rPr>
-          <w:rStyle w:val="VerbatimChar"/>
-        </w:rPr>
-        <w:t xml:space="preserve">│       │                                                         │</w:t>
-      </w:r>
-      <w:r>
-        <w:br/>
-      </w:r>
-      <w:r>
-        <w:rPr>
-          <w:rStyle w:val="VerbatimChar"/>
-        </w:rPr>
-        <w:t xml:space="preserve">│       ▼                                                         │</w:t>
-      </w:r>
-      <w:r>
-        <w:br/>
-      </w:r>
-      <w:r>
-        <w:rPr>
-          <w:rStyle w:val="VerbatimChar"/>
-        </w:rPr>
-        <w:t xml:space="preserve">│   ┌─────────────────────────────────────────────────────────┐  │</w:t>
-      </w:r>
-      <w:r>
-        <w:br/>
-      </w:r>
-      <w:r>
-        <w:rPr>
-          <w:rStyle w:val="VerbatimChar"/>
-        </w:rPr>
-        <w:t xml:space="preserve">│   │  Specific Action (e.g., descriptionsBrowseAction)       │  │</w:t>
-      </w:r>
-      <w:r>
-        <w:br/>
-      </w:r>
-      <w:r>
-        <w:rPr>
-          <w:rStyle w:val="VerbatimChar"/>
-        </w:rPr>
-        <w:t xml:space="preserve">│   │  • Parameter validation                                 │  │</w:t>
-      </w:r>
-      <w:r>
-        <w:br/>
-      </w:r>
-      <w:r>
-        <w:rPr>
-          <w:rStyle w:val="VerbatimChar"/>
-        </w:rPr>
-        <w:t xml:space="preserve">│   │  • Call Repository/Service                              │  │</w:t>
-      </w:r>
-      <w:r>
-        <w:br/>
-      </w:r>
-      <w:r>
-        <w:rPr>
-          <w:rStyle w:val="VerbatimChar"/>
-        </w:rPr>
-        <w:t xml:space="preserve">│   │  • Format response                                      │  │</w:t>
-      </w:r>
-      <w:r>
-        <w:br/>
-      </w:r>
-      <w:r>
-        <w:rPr>
-          <w:rStyle w:val="VerbatimChar"/>
-        </w:rPr>
-        <w:t xml:space="preserve">│   └─────────────────────────────────────────────────────────┘  │</w:t>
-      </w:r>
-      <w:r>
-        <w:br/>
-      </w:r>
-      <w:r>
-        <w:rPr>
-          <w:rStyle w:val="VerbatimChar"/>
-        </w:rPr>
-        <w:t xml:space="preserve">│       │                                                         │</w:t>
-      </w:r>
-      <w:r>
-        <w:br/>
-      </w:r>
-      <w:r>
-        <w:rPr>
-          <w:rStyle w:val="VerbatimChar"/>
-        </w:rPr>
-        <w:t xml:space="preserve">│       ▼                                                         │</w:t>
-      </w:r>
-      <w:r>
-        <w:br/>
-      </w:r>
-      <w:r>
-        <w:rPr>
-          <w:rStyle w:val="VerbatimChar"/>
-        </w:rPr>
-        <w:t xml:space="preserve">│   ┌─────────────────────────────────────────────────────────┐  │</w:t>
-      </w:r>
-      <w:r>
-        <w:br/>
-      </w:r>
-      <w:r>
-        <w:rPr>
-          <w:rStyle w:val="VerbatimChar"/>
-        </w:rPr>
-        <w:t xml:space="preserve">│   │  ApiRepository (Laravel Query Builder)                  │  │</w:t>
-      </w:r>
-      <w:r>
-        <w:br/>
-      </w:r>
-      <w:r>
-        <w:rPr>
-          <w:rStyle w:val="VerbatimChar"/>
-        </w:rPr>
-        <w:t xml:space="preserve">│   │  • Database queries                                     │  │</w:t>
-      </w:r>
-      <w:r>
-        <w:br/>
-      </w:r>
-      <w:r>
-        <w:rPr>
-          <w:rStyle w:val="VerbatimChar"/>
-        </w:rPr>
-        <w:t xml:space="preserve">│   │  • Data transformation                                  │  │</w:t>
-      </w:r>
-      <w:r>
-        <w:br/>
-      </w:r>
-      <w:r>
-        <w:rPr>
-          <w:rStyle w:val="VerbatimChar"/>
-        </w:rPr>
-        <w:t xml:space="preserve">│   └─────────────────────────────────────────────────────────┘  │</w:t>
-      </w:r>
-      <w:r>
-        <w:br/>
-      </w:r>
-      <w:r>
-        <w:rPr>
-          <w:rStyle w:val="VerbatimChar"/>
-        </w:rPr>
-        <w:t xml:space="preserve">│       │                                                         │</w:t>
-      </w:r>
-      <w:r>
-        <w:br/>
-      </w:r>
-      <w:r>
-        <w:rPr>
-          <w:rStyle w:val="VerbatimChar"/>
-        </w:rPr>
-        <w:t xml:space="preserve">│       ▼                                                         │</w:t>
-      </w:r>
-      <w:r>
-        <w:br/>
-      </w:r>
-      <w:r>
-        <w:rPr>
-          <w:rStyle w:val="VerbatimChar"/>
-        </w:rPr>
-        <w:t xml:space="preserve">│   JSON Response                                                 │</w:t>
-      </w:r>
-      <w:r>
-        <w:br/>
-      </w:r>
-      <w:r>
-        <w:rPr>
-          <w:rStyle w:val="VerbatimChar"/>
-        </w:rPr>
-        <w:t xml:space="preserve">│                                                                 │</w:t>
-      </w:r>
-      <w:r>
-        <w:br/>
-      </w:r>
-      <w:r>
-        <w:rPr>
-          <w:rStyle w:val="VerbatimChar"/>
-        </w:rPr>
-        <w:t xml:space="preserve">└─────────────────────────────────────────────────────────────────┘</w:t>
+        <w:t xml:space="preserve">REQUEST</w:t>
+      </w:r>
+      <w:r>
+        <w:t xml:space="preserve">FLOW</w:t>
+      </w:r>
+      <w:r>
+        <w:t xml:space="preserve">HTTP</w:t>
+      </w:r>
+      <w:r>
+        <w:t xml:space="preserve">Request</w:t>
+      </w:r>
+      <w:r>
+        <w:t xml:space="preserve">Nginx</w:t>
+      </w:r>
+      <w:r>
+        <w:t xml:space="preserve">PHP-FPM</w:t>
+      </w:r>
+      <w:r>
+        <w:t xml:space="preserve">Symfony</w:t>
+      </w:r>
+      <w:r>
+        <w:t xml:space="preserve">Front</w:t>
+      </w:r>
+      <w:r>
+        <w:t xml:space="preserve">Controller</w:t>
+      </w:r>
+      <w:r>
+        <w:t xml:space="preserve">ahgAPIPluginConfiguration::routingLoadConfiguration()</w:t>
+      </w:r>
+      <w:r>
+        <w:t xml:space="preserve">Route</w:t>
+      </w:r>
+      <w:r>
+        <w:t xml:space="preserve">matching:</w:t>
+      </w:r>
+      <w:r>
+        <w:t xml:space="preserve">/api/v2/*</w:t>
+      </w:r>
+      <w:r>
+        <w:t xml:space="preserve">apiv2</w:t>
+      </w:r>
+      <w:r>
+        <w:t xml:space="preserve">module</w:t>
+      </w:r>
+      <w:r>
+        <w:t xml:space="preserve">AhgApiAction</w:t>
+      </w:r>
+      <w:r>
+        <w:t xml:space="preserve">(Base</w:t>
+      </w:r>
+      <w:r>
+        <w:t xml:space="preserve">Class)</w:t>
+      </w:r>
+      <w:r>
+        <w:t xml:space="preserve">•</w:t>
+      </w:r>
+      <w:r>
+        <w:t xml:space="preserve">Authentication</w:t>
+      </w:r>
+      <w:r>
+        <w:t xml:space="preserve">check</w:t>
+      </w:r>
+      <w:r>
+        <w:t xml:space="preserve">•</w:t>
+      </w:r>
+      <w:r>
+        <w:t xml:space="preserve">Rate</w:t>
+      </w:r>
+      <w:r>
+        <w:t xml:space="preserve">limit</w:t>
+      </w:r>
+      <w:r>
+        <w:t xml:space="preserve">check</w:t>
+      </w:r>
+      <w:r>
+        <w:t xml:space="preserve">•</w:t>
+      </w:r>
+      <w:r>
+        <w:t xml:space="preserve">Scope</w:t>
+      </w:r>
+      <w:r>
+        <w:t xml:space="preserve">validation</w:t>
+      </w:r>
+      <w:r>
+        <w:t xml:space="preserve">Specific</w:t>
+      </w:r>
+      <w:r>
+        <w:t xml:space="preserve">Action</w:t>
+      </w:r>
+      <w:r>
+        <w:t xml:space="preserve">(e.g.,</w:t>
+      </w:r>
+      <w:r>
+        <w:t xml:space="preserve">descriptionsBrowseAction)</w:t>
+      </w:r>
+      <w:r>
+        <w:t xml:space="preserve">•</w:t>
+      </w:r>
+      <w:r>
+        <w:t xml:space="preserve">Parameter</w:t>
+      </w:r>
+      <w:r>
+        <w:t xml:space="preserve">validation</w:t>
+      </w:r>
+      <w:r>
+        <w:t xml:space="preserve">•</w:t>
+      </w:r>
+      <w:r>
+        <w:t xml:space="preserve">Call</w:t>
+      </w:r>
+      <w:r>
+        <w:t xml:space="preserve">Repository/Service</w:t>
+      </w:r>
+      <w:r>
+        <w:t xml:space="preserve">•</w:t>
+      </w:r>
+      <w:r>
+        <w:t xml:space="preserve">Format</w:t>
+      </w:r>
+      <w:r>
+        <w:t xml:space="preserve">response</w:t>
+      </w:r>
+      <w:r>
+        <w:t xml:space="preserve">ApiRepository</w:t>
+      </w:r>
+      <w:r>
+        <w:t xml:space="preserve">(Laravel</w:t>
+      </w:r>
+      <w:r>
+        <w:t xml:space="preserve">Query</w:t>
+      </w:r>
+      <w:r>
+        <w:t xml:space="preserve">Builder)</w:t>
+      </w:r>
+      <w:r>
+        <w:t xml:space="preserve">•</w:t>
+      </w:r>
+      <w:r>
+        <w:t xml:space="preserve">Database</w:t>
+      </w:r>
+      <w:r>
+        <w:t xml:space="preserve">queries</w:t>
+      </w:r>
+      <w:r>
+        <w:t xml:space="preserve">•</w:t>
+      </w:r>
+      <w:r>
+        <w:t xml:space="preserve">Data</w:t>
+      </w:r>
+      <w:r>
+        <w:t xml:space="preserve">transformation</w:t>
+      </w:r>
+      <w:r>
+        <w:t xml:space="preserve">JSON</w:t>
+      </w:r>
+      <w:r>
+        <w:t xml:space="preserve">Response</w:t>
       </w:r>
     </w:p>
     <w:bookmarkEnd w:id="22"/>
@@ -14883,7 +14546,7 @@
               <w:jc w:val="left"/>
             </w:pPr>
             <w:r>
-              <w:t xml:space="preserve">Spectrum 5.0</w:t>
+              <w:t xml:space="preserve">Collections Procedures</w:t>
             </w:r>
           </w:p>
         </w:tc>
@@ -21865,7 +21528,7 @@
   <w:docDefaults>
     <w:rPrDefault>
       <w:rPr>
-        <w:rFonts w:ascii="Arial" w:cs="Arial" w:eastAsia="Arial" w:hAnsi="Arial"/>
+        <w:rFonts w:asciiTheme="minorHAnsi" w:cstheme="minorBidi" w:eastAsiaTheme="minorHAnsi" w:hAnsiTheme="minorHAnsi"/>
         <w:sz w:val="24"/>
         <w:szCs w:val="24"/>
         <w:lang w:bidi="ar-SA" w:eastAsia="en-US" w:val="en-US"/>
@@ -21873,7 +21536,7 @@
     </w:rPrDefault>
     <w:pPrDefault>
       <w:pPr>
-        <w:spacing w:after="200" w:line="360" w:lineRule="auto"/>
+        <w:spacing w:after="200"/>
       </w:pPr>
     </w:pPrDefault>
   </w:docDefaults>
@@ -22626,7 +22289,7 @@
     </a:clrScheme>
     <a:fontScheme name="Office">
       <a:majorFont>
-        <a:latin typeface="Arial"/>
+        <a:latin typeface="Calibri"/>
         <a:ea typeface=""/>
         <a:cs typeface=""/>
         <a:font script="Jpan" typeface="ＭＳ ゴシック"/>
@@ -22660,7 +22323,7 @@
         <a:font script="Uigh" typeface="Microsoft Uighur"/>
       </a:majorFont>
       <a:minorFont>
-        <a:latin typeface="Arial"/>
+        <a:latin typeface="Cambria"/>
         <a:ea typeface=""/>
         <a:cs typeface=""/>
         <a:font script="Jpan" typeface="ＭＳ 明朝"/>
